--- a/Resumes/2026/resume-product-1page.docx
+++ b/Resumes/2026/resume-product-1page.docx
@@ -206,7 +206,7 @@
           <w:color w:val="3C78D8"/>
           <w:sz w:val="22"/>
         </w:rPr>
-        <w:t>SUMMARY</w:t>
+        <w:t xml:space="preserve">SUMMARY</w:t>
       </w:r>
     </w:p>
     <w:p>
@@ -215,7 +215,7 @@
       </w:pPr>
       <w:r>
         <w:rPr/>
-        <w:t xml:space="preserve">Staff engineer with 11 years of building large, long-lived C++ systems at Synopsys, Microsoft and Adobe. I own coverage-analytics subsystems in a verification product end to end, lead architecture changes across team boundaries in a large C++ codebase, and build LLVM-based static analysis.</w:t>
+        <w:t xml:space="preserve">Staff engineer, 11 years of C++ systems at Synopsys, Microsoft and Adobe. I own coverage analytics in a verification product, lead cross-team architecture in a large C++ codebase, and build LLVM static analysis and AI agents.</w:t>
       </w:r>
     </w:p>
     <w:p>
@@ -232,7 +232,7 @@
           <w:color w:val="3C78D8"/>
           <w:sz w:val="22"/>
         </w:rPr>
-        <w:t>SKILLS</w:t>
+        <w:t xml:space="preserve">SKILLS</w:t>
       </w:r>
     </w:p>
     <w:p>
@@ -262,7 +262,7 @@
       </w:r>
       <w:r>
         <w:rPr/>
-        <w:t xml:space="preserve"> Cursor agent skills, rules and subagents built for the team's workflow, shared with the team</w:t>
+        <w:t xml:space="preserve"> Cursor agents, skills, rules and subagents; scheduled Jira automation</w:t>
       </w:r>
     </w:p>
     <w:p>
@@ -273,11 +273,26 @@
         <w:rPr>
           <w:b/>
         </w:rPr>
-        <w:t xml:space="preserve">Architecture and systems:</w:t>
+        <w:t xml:space="preserve">Architecture:</w:t>
       </w:r>
       <w:r>
         <w:rPr/>
-        <w:t xml:space="preserve"> large-codebase dependency management (dependency inversion, IWYU), LLVM IR passes and static analysis, master/worker job orchestration, license management, serialization (XML, pugixml)</w:t>
+        <w:t xml:space="preserve"> dependency inversion, IWYU, LLVM IR passes, master/worker orchestration, XML (pugixml)</w:t>
+      </w:r>
+    </w:p>
+    <w:p>
+      <w:pPr>
+        <w:spacing w:after="20"/>
+      </w:pPr>
+      <w:r>
+        <w:rPr>
+          <w:b/>
+        </w:rPr>
+        <w:t xml:space="preserve">Distributed systems (coursework, prototypes):</w:t>
+      </w:r>
+      <w:r>
+        <w:rPr/>
+        <w:t xml:space="preserve"> microservices, Kafka, Redis, caching, sharding, consistent hashing</w:t>
       </w:r>
     </w:p>
     <w:p>
@@ -297,21 +312,6 @@
     </w:p>
     <w:p>
       <w:pPr>
-        <w:spacing w:after="20"/>
-      </w:pPr>
-      <w:r>
-        <w:rPr>
-          <w:b/>
-        </w:rPr>
-        <w:t xml:space="preserve">Domain:</w:t>
-      </w:r>
-      <w:r>
-        <w:rPr/>
-        <w:t xml:space="preserve"> verification tooling, coverage analytics</w:t>
-      </w:r>
-    </w:p>
-    <w:p>
-      <w:pPr>
         <w:pBdr>
           <w:bottom w:val="single" w:sz="6" w:space="1" w:color="3C78D8"/>
         </w:pBdr>
@@ -324,14 +324,14 @@
           <w:color w:val="3C78D8"/>
           <w:sz w:val="22"/>
         </w:rPr>
-        <w:t>EXPERIENCE</w:t>
+        <w:t xml:space="preserve">EXPERIENCE</w:t>
       </w:r>
     </w:p>
     <w:p>
       <w:pPr>
         <w:keepNext/>
         <w:tabs>
-          <w:tab w:pos="10178" w:val="right"/>
+          <w:tab w:pos="10466" w:val="right"/>
         </w:tabs>
         <w:spacing w:before="80" w:after="0"/>
       </w:pPr>
@@ -339,7 +339,7 @@
         <w:rPr>
           <w:b/>
         </w:rPr>
-        <w:t>R&amp;D Staff Engineer  |  Synopsys</w:t>
+        <w:t xml:space="preserve">R&amp;D Staff Engineer  |  Synopsys</w:t>
       </w:r>
       <w:r>
         <w:tab/>
@@ -348,7 +348,7 @@
         <w:rPr>
           <w:i/>
         </w:rPr>
-        <w:t>Noida, India  |  May 2023 - Present</w:t>
+        <w:t xml:space="preserve">Noida, India  |  May 2023 - Present</w:t>
       </w:r>
     </w:p>
     <w:p>
@@ -377,11 +377,31 @@
         <w:rPr>
           <w:b/>
         </w:rPr>
-        <w:t xml:space="preserve">Large-codebase architecture: build-dependency decoupling (multi-org initiative)</w:t>
+        <w:t xml:space="preserve">Build-dependency decoupling in a large C++ codebase (multi-org)</w:t>
       </w:r>
       <w:r>
         <w:rPr/>
-        <w:t xml:space="preserve">: led VC Formal's part. The shared C++ layer under every app included engine headers, so one engine edit rebuilt every app. Cut wrong-way dependencies ~73% with include-what-you-use, hide-what-you-use (forward declarations), dependency inversion through startup-injected callbacks, and relocating misplaced code, rolled out in small reviewed changes to another team's code and shipped to production. Shared the design with the wider org in a tech talk.</w:t>
+        <w:t xml:space="preserve">: led VC Formal's part. The shared C++ layer under ~15 apps and tools included engine headers, so one engine edit rebuilt every app. Cut wrong-way dependencies ~73% with include-what-you-use, hide-what-you-use (forward declarations), dependency inversion through startup-injected callbacks, and code relocation, in small changes reviewed by the owning teams; in production. Org-wide tech talk on the design.</w:t>
+      </w:r>
+    </w:p>
+    <w:p>
+      <w:pPr>
+        <w:spacing w:after="20"/>
+        <w:ind w:left="288" w:hanging="216"/>
+      </w:pPr>
+      <w:r>
+        <w:rPr/>
+        <w:t xml:space="preserve">- </w:t>
+      </w:r>
+      <w:r>
+        <w:rPr>
+          <w:b/>
+        </w:rPr>
+        <w:t xml:space="preserve">AI agents for the team's workflow</w:t>
+      </w:r>
+      <w:r>
+        <w:rPr/>
+        <w:t xml:space="preserve">: built Cursor agents teammates use: a daily Jira check that flags tickets with wrong validation fields and notifies owners, and an agent that reproduces a Jira issue, root-causes it and drafts a fix as a code review for an engineer to check.</w:t>
       </w:r>
     </w:p>
     <w:p>
@@ -401,7 +421,7 @@
       </w:r>
       <w:r>
         <w:rPr/>
-        <w:t xml:space="preserve">: own it end to end. It shows which parts of a C++ model the automated proofs actually exercised, so C++ can be signed off like hardware code. Added merging across many runs and export to the standard coverage database, so C++ and hardware coverage are reviewed together in one viewer; drive changes with the viewer and GUI teams, handle customer issues, and guided its integration into a new sign-off app.</w:t>
+        <w:t xml:space="preserve">: own it end to end. It shows which parts of a C++ model the automated proofs actually exercised, so C++ can be signed off like hardware code. Added merging across many runs and export to the standard coverage database, so C++ and hardware coverage are reviewed together in one viewer; handle customer issues and guided its integration into a new sign-off app.</w:t>
       </w:r>
     </w:p>
     <w:p>
@@ -441,7 +461,7 @@
       </w:r>
       <w:r>
         <w:rPr/>
-        <w:t xml:space="preserve">: built token licensing in the C++ engine and moved runtime license checkout from workers to the master of a master/worker job runner, so one process owns keys for every tier and each key serves more workers; fixed production checkout failures across license servers.</w:t>
+        <w:t xml:space="preserve">: built token licensing in the C++ engine and moved runtime license checkout from workers to the master of a master/worker job runner, so each key serves more workers; fixed production checkout failures across license servers.</w:t>
       </w:r>
     </w:p>
     <w:p>
@@ -477,35 +497,11 @@
         <w:rPr>
           <w:b/>
         </w:rPr>
-        <w:t xml:space="preserve">Session persistence (serialization)</w:t>
+        <w:t xml:space="preserve">Customer escalations</w:t>
       </w:r>
       <w:r>
         <w:rPr/>
-        <w:t xml:space="preserve">: extended snapshots to capture state that was silently lost on restore (user Tcl procedures, engine state as XML), and kept new features' state persistent with round-trip tests.</w:t>
-      </w:r>
-    </w:p>
-    <w:p>
-      <w:pPr>
-        <w:keepNext/>
-        <w:tabs>
-          <w:tab w:pos="10178" w:val="right"/>
-        </w:tabs>
-        <w:spacing w:before="80" w:after="0"/>
-      </w:pPr>
-      <w:r>
-        <w:rPr>
-          <w:b/>
-        </w:rPr>
-        <w:t>Software Engineer II  |  Microsoft</w:t>
-      </w:r>
-      <w:r>
-        <w:tab/>
-      </w:r>
-      <w:r>
-        <w:rPr>
-          <w:i/>
-        </w:rPr>
-        <w:t>Noida, India  |  May 2021 - May 2023</w:t>
+        <w:t xml:space="preserve">: own them end to end in my areas: root cause, regression test, fix shipped in service packs.</w:t>
       </w:r>
     </w:p>
     <w:p>
@@ -515,7 +511,41 @@
       </w:pPr>
       <w:r>
         <w:rPr/>
-        <w:t>- Owned Recording Studio features in PowerPoint Win32 (C++): camera modes, live background blur, video export and Cameo, a camera object placed on the slide. Led v1 test automation and wired Recording and Export telemetry.</w:t>
+        <w:t xml:space="preserve">- </w:t>
+      </w:r>
+      <w:r>
+        <w:rPr>
+          <w:b/>
+        </w:rPr>
+        <w:t xml:space="preserve">Session persistence</w:t>
+      </w:r>
+      <w:r>
+        <w:rPr/>
+        <w:t xml:space="preserve">: closed silent state-loss gaps (Tcl procedures, engine state as XML), with round-trip tests.</w:t>
+      </w:r>
+    </w:p>
+    <w:p>
+      <w:pPr>
+        <w:keepNext/>
+        <w:tabs>
+          <w:tab w:pos="10466" w:val="right"/>
+        </w:tabs>
+        <w:spacing w:before="80" w:after="0"/>
+      </w:pPr>
+      <w:r>
+        <w:rPr>
+          <w:b/>
+        </w:rPr>
+        <w:t xml:space="preserve">Software Engineer II  |  Microsoft</w:t>
+      </w:r>
+      <w:r>
+        <w:tab/>
+      </w:r>
+      <w:r>
+        <w:rPr>
+          <w:i/>
+        </w:rPr>
+        <w:t xml:space="preserve">Noida, India  |  May 2021 - May 2023</w:t>
       </w:r>
     </w:p>
     <w:p>
@@ -525,7 +555,11 @@
       </w:pPr>
       <w:r>
         <w:rPr/>
-        <w:t>- Designed catalog filtering plus an allowlist (C#) so new commerce SKUs no longer broke OneDrive's upgrade path.</w:t>
+        <w:t xml:space="preserve">- </w:t>
+      </w:r>
+      <w:r>
+        <w:rPr/>
+        <w:t xml:space="preserve">Owned Recording Studio features in PowerPoint Win32 (C++): camera modes, live background blur, video export and Cameo, a camera object placed on the slide. Led v1 test automation and wired Recording and Export telemetry.</w:t>
       </w:r>
     </w:p>
     <w:p>
@@ -535,44 +569,11 @@
       </w:pPr>
       <w:r>
         <w:rPr/>
-        <w:t>- Built the Stream 2.0 video playback component in Excel Win32 (C++, TypeScript) for SharePoint and OneDrive video.</w:t>
-      </w:r>
-    </w:p>
-    <w:p>
-      <w:pPr>
-        <w:keepNext/>
-        <w:tabs>
-          <w:tab w:pos="10178" w:val="right"/>
-        </w:tabs>
-        <w:spacing w:before="80" w:after="0"/>
-      </w:pPr>
-      <w:r>
-        <w:rPr>
-          <w:b/>
-        </w:rPr>
-        <w:t>Software Development Engineer 2  |  Adobe</w:t>
+        <w:t xml:space="preserve">- </w:t>
       </w:r>
       <w:r>
-        <w:tab/>
-      </w:r>
-      <w:r>
-        <w:rPr>
-          <w:i/>
-        </w:rPr>
-        <w:t>Noida, India  |  Aug 2015 - Apr 2021</w:t>
-      </w:r>
-    </w:p>
-    <w:p>
-      <w:pPr>
-        <w:keepNext/>
-        <w:spacing w:after="0"/>
-      </w:pPr>
-      <w:r>
-        <w:rPr>
-          <w:i/>
-          <w:sz w:val="19"/>
-        </w:rPr>
-        <w:t>Software Engineer Aug 2015 - Jan 2017; SDE 2 from Jan 2017</w:t>
+        <w:rPr/>
+        <w:t xml:space="preserve">Designed catalog filtering plus an allowlist (C#) so new commerce SKUs no longer broke OneDrive's upgrade path.</w:t>
       </w:r>
     </w:p>
     <w:p>
@@ -582,7 +583,35 @@
       </w:pPr>
       <w:r>
         <w:rPr/>
-        <w:t>- Moved Photoshop Elements and Premiere Elements from RIBS to Hyperdrive builds with parallel install bundles, cutting install time ~50% on average. Spot Award.</w:t>
+        <w:t xml:space="preserve">- </w:t>
+      </w:r>
+      <w:r>
+        <w:rPr/>
+        <w:t xml:space="preserve">Built the Stream 2.0 video playback component in Excel Win32 (C++, TypeScript) for SharePoint and OneDrive video.</w:t>
+      </w:r>
+    </w:p>
+    <w:p>
+      <w:pPr>
+        <w:keepNext/>
+        <w:tabs>
+          <w:tab w:pos="10466" w:val="right"/>
+        </w:tabs>
+        <w:spacing w:before="80" w:after="0"/>
+      </w:pPr>
+      <w:r>
+        <w:rPr>
+          <w:b/>
+        </w:rPr>
+        <w:t xml:space="preserve">Software Development Engineer 2  |  Adobe</w:t>
+      </w:r>
+      <w:r>
+        <w:tab/>
+      </w:r>
+      <w:r>
+        <w:rPr>
+          <w:i/>
+        </w:rPr>
+        <w:t xml:space="preserve">Noida, India  |  Aug 2015 - Apr 2021</w:t>
       </w:r>
     </w:p>
     <w:p>
@@ -592,7 +621,25 @@
       </w:pPr>
       <w:r>
         <w:rPr/>
-        <w:t>- Designed lazy loading for large files in the AEM web editor, cutting load time ~60% on files customers reported as freezing.</w:t>
+        <w:t xml:space="preserve">- </w:t>
+      </w:r>
+      <w:r>
+        <w:rPr/>
+        <w:t xml:space="preserve">Moved Photoshop and Premiere Elements from RIBS to Hyperdrive builds with parallel bundles, cutting install time ~50%.</w:t>
+      </w:r>
+    </w:p>
+    <w:p>
+      <w:pPr>
+        <w:spacing w:after="20"/>
+        <w:ind w:left="288" w:hanging="216"/>
+      </w:pPr>
+      <w:r>
+        <w:rPr/>
+        <w:t xml:space="preserve">- </w:t>
+      </w:r>
+      <w:r>
+        <w:rPr/>
+        <w:t xml:space="preserve">Designed lazy loading for large files in the AEM web editor, cutting load time ~60% on files customers reported as freezing.</w:t>
       </w:r>
     </w:p>
     <w:p>
@@ -609,7 +656,7 @@
           <w:color w:val="3C78D8"/>
           <w:sz w:val="22"/>
         </w:rPr>
-        <w:t>EDUCATION</w:t>
+        <w:t xml:space="preserve">EDUCATION AND AWARDS</w:t>
       </w:r>
     </w:p>
     <w:p>
@@ -618,12 +665,21 @@
       </w:pPr>
       <w:r>
         <w:rPr/>
-        <w:t>B.Tech, Computer Science and Engineering - NIT Bhopal (MANIT) | 2011 - 2015 | GPA 8.27/10</w:t>
+        <w:t xml:space="preserve">Spot Awards, Synopsys (latest Sep 2026, org all-hands) | Spot Award, Adobe (RIBS to Hyperdrive migration)</w:t>
+      </w:r>
+    </w:p>
+    <w:p>
+      <w:pPr>
+        <w:spacing w:after="40"/>
+      </w:pPr>
+      <w:r>
+        <w:rPr/>
+        <w:t xml:space="preserve">B.Tech, Computer Science and Engineering - NIT Bhopal (MANIT) | 2011 - 2015 | GPA 8.27/10</w:t>
       </w:r>
     </w:p>
     <w:sectPr>
       <w:pgSz w:w="11906" w:h="16838"/>
-      <w:pgMar w:top="720" w:right="864" w:bottom="720" w:left="864" w:header="720" w:footer="720" w:gutter="0"/>
+      <w:pgMar w:top="720" w:right="720" w:bottom="720" w:left="720" w:header="720" w:footer="720" w:gutter="0"/>
       <w:cols w:space="720"/>
       <w:docGrid w:linePitch="360"/>
     </w:sectPr>
